--- a/contoh/hasil/memo_pengadaan.docx
+++ b/contoh/hasil/memo_pengadaan.docx
@@ -153,7 +153,7 @@
           <w:color w:val="6B7280"/>
           <w:sz w:val="20"/>
         </w:rPr>
-        <w:t xml:space="preserve">Nomor: MPP/DAI/2026/10/0042</w:t>
+        <w:t xml:space="preserve">Nomor: MPP/DAI/2026/10/0001</w:t>
       </w:r>
     </w:p>
     <w:tbl>
@@ -1931,7 +1931,7 @@
                 <w:i w:val="0"/>
                 <w:sz w:val="20"/>
               </w:rPr>
-              <w:t xml:space="preserve">SOP Pengadaan SOP-PGD-01 Pasal 5 ayat (2): nilai di atas Rp200 juta s.d. Rp1 miliar</w:t>
+              <w:t xml:space="preserve">SOP-PGD-01 Pasal 5: nilai di atas Rp200.000.000 s.d. Rp1.000.000.000</w:t>
             </w:r>
           </w:p>
         </w:tc>
@@ -2009,7 +2009,7 @@
                 <w:i w:val="0"/>
                 <w:sz w:val="19"/>
               </w:rPr>
-              <w:t xml:space="preserve">Dalam 90 hari terakhir Divisi Data &amp; AI sudah mengajukan pembelian laptop senilai Rp96.000.000. Pastikan permintaan ini bukan pemecahan paket (SOP-PGD-01 Pasal 9).</w:t>
+              <w:t xml:space="preserve">Ada pengadaan sejenis oleh Divisi Data &amp; AI dalam 90 hari terakhir: Laptop pengembang Rp96.000.000 (20 Agustus 2026). Nilai gabungan Rp371.058.000 dipakai untuk metode dan persetujuan (metode tetap Pemilihan langsung); pastikan ini bukan pemecahan paket (SOP-PGD-01 Pasal 9).</w:t>
             </w:r>
           </w:p>
         </w:tc>
@@ -2051,7 +2051,7 @@
           <w:b w:val="0"/>
           <w:i w:val="0"/>
         </w:rPr>
-        <w:t xml:space="preserve">Spesifikasi teknis / kerangka acuan kerja</w:t>
+        <w:t xml:space="preserve">Spesifikasi teknis atau kerangka acuan kerja</w:t>
       </w:r>
     </w:p>
     <w:p>
@@ -2074,7 +2074,30 @@
           <w:b w:val="0"/>
           <w:i w:val="0"/>
         </w:rPr>
-        <w:t xml:space="preserve">Minimal 3 penawaran harga tertulis dari vendor berbeda</w:t>
+        <w:t xml:space="preserve">Konfirmasi ketersediaan anggaran dari Divisi Keuangan</w:t>
+      </w:r>
+    </w:p>
+    <w:p>
+      <w:pPr>
+        <w:spacing w:before="0" w:after="40" w:line="264" w:lineRule="auto"/>
+        <w:ind w:left="340" w:hanging="227"/>
+      </w:pPr>
+      <w:r>
+        <w:rPr>
+          <w:rFonts w:ascii="Calibri" w:hAnsi="Calibri"/>
+          <w:b/>
+          <w:i w:val="0"/>
+          <w:color w:val="B46A0C"/>
+        </w:rPr>
+        <w:t xml:space="preserve">☐  </w:t>
+      </w:r>
+      <w:r>
+        <w:rPr>
+          <w:rFonts w:ascii="Calibri" w:hAnsi="Calibri"/>
+          <w:b w:val="0"/>
+          <w:i w:val="0"/>
+        </w:rPr>
+        <w:t xml:space="preserve">Minimal 3 penawaran harga tertulis dari penyedia berbeda</w:t>
       </w:r>
     </w:p>
     <w:p>
@@ -2098,29 +2121,6 @@
           <w:i w:val="0"/>
         </w:rPr>
         <w:t xml:space="preserve">Harga perkiraan sendiri (HPS)</w:t>
-      </w:r>
-    </w:p>
-    <w:p>
-      <w:pPr>
-        <w:spacing w:before="0" w:after="40" w:line="264" w:lineRule="auto"/>
-        <w:ind w:left="340" w:hanging="227"/>
-      </w:pPr>
-      <w:r>
-        <w:rPr>
-          <w:rFonts w:ascii="Calibri" w:hAnsi="Calibri"/>
-          <w:b/>
-          <w:i w:val="0"/>
-          <w:color w:val="B46A0C"/>
-        </w:rPr>
-        <w:t xml:space="preserve">☐  </w:t>
-      </w:r>
-      <w:r>
-        <w:rPr>
-          <w:rFonts w:ascii="Calibri" w:hAnsi="Calibri"/>
-          <w:b w:val="0"/>
-          <w:i w:val="0"/>
-        </w:rPr>
-        <w:t xml:space="preserve">Konfirmasi ketersediaan anggaran dari Divisi Keuangan</w:t>
       </w:r>
     </w:p>
     <w:p>
